--- a/Casos de Uso/CU-04 Administrar Casos V1.0.docx
+++ b/Casos de Uso/CU-04 Administrar Casos V1.0.docx
@@ -1,6 +1,6 @@
 
 <file path=word/document.xml><?xml version="1.0" encoding="utf-8"?>
-<w:document xmlns:wpc="http://schemas.microsoft.com/office/word/2010/wordprocessingCanvas" xmlns:cx="http://schemas.microsoft.com/office/drawing/2014/chartex" xmlns:cx1="http://schemas.microsoft.com/office/drawing/2015/9/8/chartex" xmlns:cx2="http://schemas.microsoft.com/office/drawing/2015/10/21/chartex" xmlns:cx3="http://schemas.microsoft.com/office/drawing/2016/5/9/chartex" xmlns:cx4="http://schemas.microsoft.com/office/drawing/2016/5/10/chartex" xmlns:cx5="http://schemas.microsoft.com/office/drawing/2016/5/11/chartex" xmlns:cx6="http://schemas.microsoft.com/office/drawing/2016/5/12/chartex" xmlns:cx7="http://schemas.microsoft.com/office/drawing/2016/5/13/chartex" xmlns:cx8="http://schemas.microsoft.com/office/drawing/2016/5/14/chartex" xmlns:mc="http://schemas.openxmlformats.org/markup-compatibility/2006" xmlns:aink="http://schemas.microsoft.com/office/drawing/2016/ink" xmlns:am3d="http://schemas.microsoft.com/office/drawing/2017/model3d" xmlns:o="urn:schemas-microsoft-com:office:office" xmlns:oel="http://schemas.microsoft.com/office/2019/extlst" xmlns:r="http://schemas.openxmlformats.org/officeDocument/2006/relationships" xmlns:m="http://schemas.openxmlformats.org/officeDocument/2006/math" xmlns:v="urn:schemas-microsoft-com:vml" xmlns:wp14="http://schemas.microsoft.com/office/word/2010/wordprocessingDrawing" xmlns:wp="http://schemas.openxmlformats.org/drawingml/2006/wordprocessingDrawing" xmlns:w10="urn:schemas-microsoft-com:office:word" xmlns:w="http://schemas.openxmlformats.org/wordprocessingml/2006/main" xmlns:w14="http://schemas.microsoft.com/office/word/2010/wordml" xmlns:w15="http://schemas.microsoft.com/office/word/2012/wordml" xmlns:w16cei="http://schemas.microsoft.com/office/word/2026/wordml/cei" xmlns:w16cex="http://schemas.microsoft.com/office/word/2018/wordml/cex" xmlns:w16cid="http://schemas.microsoft.com/office/word/2016/wordml/cid" xmlns:w16="http://schemas.microsoft.com/office/word/2018/wordml" xmlns:w16du="http://schemas.microsoft.com/office/word/2023/wordml/word16du" xmlns:w16sdtdh="http://schemas.microsoft.com/office/word/2020/wordml/sdtdatahash" xmlns:w16sdtfl="http://schemas.microsoft.com/office/word/2024/wordml/sdtformatlock" xmlns:w16se="http://schemas.microsoft.com/office/word/2015/wordml/symex" xmlns:wpg="http://schemas.microsoft.com/office/word/2010/wordprocessingGroup" xmlns:wpi="http://schemas.microsoft.com/office/word/2010/wordprocessingInk" xmlns:wne="http://schemas.microsoft.com/office/word/2006/wordml" xmlns:wps="http://schemas.microsoft.com/office/word/2010/wordprocessingShape" mc:Ignorable="w14 w15 w16se w16cid w16 w16cex w16sdtdh w16sdtfl w16du wp14">
+<w:document xmlns:wpc="http://schemas.microsoft.com/office/word/2010/wordprocessingCanvas" xmlns:cx="http://schemas.microsoft.com/office/drawing/2014/chartex" xmlns:cx1="http://schemas.microsoft.com/office/drawing/2015/9/8/chartex" xmlns:cx2="http://schemas.microsoft.com/office/drawing/2015/10/21/chartex" xmlns:cx3="http://schemas.microsoft.com/office/drawing/2016/5/9/chartex" xmlns:cx4="http://schemas.microsoft.com/office/drawing/2016/5/10/chartex" xmlns:cx5="http://schemas.microsoft.com/office/drawing/2016/5/11/chartex" xmlns:cx6="http://schemas.microsoft.com/office/drawing/2016/5/12/chartex" xmlns:cx7="http://schemas.microsoft.com/office/drawing/2016/5/13/chartex" xmlns:cx8="http://schemas.microsoft.com/office/drawing/2016/5/14/chartex" xmlns:mc="http://schemas.openxmlformats.org/markup-compatibility/2006" xmlns:aink="http://schemas.microsoft.com/office/drawing/2016/ink" xmlns:am3d="http://schemas.microsoft.com/office/drawing/2017/model3d" xmlns:o="urn:schemas-microsoft-com:office:office" xmlns:oel="http://schemas.microsoft.com/office/2019/extlst" xmlns:r="http://schemas.openxmlformats.org/officeDocument/2006/relationships" xmlns:m="http://schemas.openxmlformats.org/officeDocument/2006/math" xmlns:v="urn:schemas-microsoft-com:vml" xmlns:wp14="http://schemas.microsoft.com/office/word/2010/wordprocessingDrawing" xmlns:wp="http://schemas.openxmlformats.org/drawingml/2006/wordprocessingDrawing" xmlns:w10="urn:schemas-microsoft-com:office:word" xmlns:w="http://schemas.openxmlformats.org/wordprocessingml/2006/main" xmlns:w14="http://schemas.microsoft.com/office/word/2010/wordml" xmlns:w15="http://schemas.microsoft.com/office/word/2012/wordml" xmlns:w16cex="http://schemas.microsoft.com/office/word/2018/wordml/cex" xmlns:w16cid="http://schemas.microsoft.com/office/word/2016/wordml/cid" xmlns:w16="http://schemas.microsoft.com/office/word/2018/wordml" xmlns:w16du="http://schemas.microsoft.com/office/word/2023/wordml/word16du" xmlns:w16sdtdh="http://schemas.microsoft.com/office/word/2020/wordml/sdtdatahash" xmlns:w16sdtfl="http://schemas.microsoft.com/office/word/2024/wordml/sdtformatlock" xmlns:w16se="http://schemas.microsoft.com/office/word/2015/wordml/symex" xmlns:wpg="http://schemas.microsoft.com/office/word/2010/wordprocessingGroup" xmlns:wpi="http://schemas.microsoft.com/office/word/2010/wordprocessingInk" xmlns:wne="http://schemas.microsoft.com/office/word/2006/wordml" xmlns:wps="http://schemas.microsoft.com/office/word/2010/wordprocessingShape" mc:Ignorable="w14 w15 w16se w16cid w16 w16cex w16sdtdh w16sdtfl w16du wp14">
   <w:body>
     <w:p>
       <w:pPr>
@@ -181,6 +181,7 @@
           <w:szCs w:val="36"/>
         </w:rPr>
       </w:pPr>
+      <w:proofErr w:type="spellStart"/>
       <w:r>
         <w:rPr>
           <w:b/>
@@ -188,7 +189,37 @@
           <w:sz w:val="36"/>
           <w:szCs w:val="36"/>
         </w:rPr>
-        <w:t xml:space="preserve">Historial Revisiones </w:t>
+        <w:t>Historial</w:t>
+      </w:r>
+      <w:proofErr w:type="spellEnd"/>
+      <w:r>
+        <w:rPr>
+          <w:b/>
+          <w:bCs/>
+          <w:sz w:val="36"/>
+          <w:szCs w:val="36"/>
+        </w:rPr>
+        <w:t xml:space="preserve"> </w:t>
+      </w:r>
+      <w:proofErr w:type="spellStart"/>
+      <w:r>
+        <w:rPr>
+          <w:b/>
+          <w:bCs/>
+          <w:sz w:val="36"/>
+          <w:szCs w:val="36"/>
+        </w:rPr>
+        <w:t>Revisiones</w:t>
+      </w:r>
+      <w:proofErr w:type="spellEnd"/>
+      <w:r>
+        <w:rPr>
+          <w:b/>
+          <w:bCs/>
+          <w:sz w:val="36"/>
+          <w:szCs w:val="36"/>
+        </w:rPr>
+        <w:t xml:space="preserve"> </w:t>
       </w:r>
     </w:p>
     <w:tbl>
@@ -287,6 +318,7 @@
                 <w:szCs w:val="24"/>
               </w:rPr>
             </w:pPr>
+            <w:proofErr w:type="spellStart"/>
             <w:r>
               <w:rPr>
                 <w:rFonts w:ascii="Times New Roman" w:eastAsia="Times New Roman" w:hAnsi="Times New Roman" w:cs="Times New Roman"/>
@@ -297,6 +329,7 @@
               </w:rPr>
               <w:t>Fecha</w:t>
             </w:r>
+            <w:proofErr w:type="spellEnd"/>
             <w:r>
               <w:rPr>
                 <w:rFonts w:ascii="Times New Roman" w:eastAsia="Times New Roman" w:hAnsi="Times New Roman" w:cs="Times New Roman"/>
@@ -333,6 +366,7 @@
                 <w:szCs w:val="24"/>
               </w:rPr>
             </w:pPr>
+            <w:proofErr w:type="spellStart"/>
             <w:r>
               <w:rPr>
                 <w:rFonts w:ascii="Times New Roman" w:eastAsia="Times New Roman" w:hAnsi="Times New Roman" w:cs="Times New Roman"/>
@@ -341,7 +375,18 @@
                 <w:sz w:val="24"/>
                 <w:szCs w:val="24"/>
               </w:rPr>
-              <w:t>Descripción del Cambio</w:t>
+              <w:t>Descripción</w:t>
+            </w:r>
+            <w:proofErr w:type="spellEnd"/>
+            <w:r>
+              <w:rPr>
+                <w:rFonts w:ascii="Times New Roman" w:eastAsia="Times New Roman" w:hAnsi="Times New Roman" w:cs="Times New Roman"/>
+                <w:b/>
+                <w:bCs/>
+                <w:sz w:val="24"/>
+                <w:szCs w:val="24"/>
+              </w:rPr>
+              <w:t xml:space="preserve"> del Cambio</w:t>
             </w:r>
             <w:r>
               <w:rPr>
@@ -379,6 +424,7 @@
                 <w:szCs w:val="24"/>
               </w:rPr>
             </w:pPr>
+            <w:proofErr w:type="spellStart"/>
             <w:r>
               <w:rPr>
                 <w:rFonts w:ascii="Times New Roman" w:eastAsia="Times New Roman" w:hAnsi="Times New Roman" w:cs="Times New Roman"/>
@@ -389,6 +435,7 @@
               </w:rPr>
               <w:t>Versión</w:t>
             </w:r>
+            <w:proofErr w:type="spellEnd"/>
             <w:r>
               <w:rPr>
                 <w:rFonts w:ascii="Times New Roman" w:eastAsia="Times New Roman" w:hAnsi="Times New Roman" w:cs="Times New Roman"/>
@@ -1717,8 +1764,17 @@
           <w:sz w:val="27"/>
         </w:rPr>
         <w:lastRenderedPageBreak/>
-        <w:t>1. Introducción</w:t>
-      </w:r>
+        <w:t xml:space="preserve">1. </w:t>
+      </w:r>
+      <w:proofErr w:type="spellStart"/>
+      <w:r>
+        <w:rPr>
+          <w:b/>
+          <w:sz w:val="27"/>
+        </w:rPr>
+        <w:t>Introducción</w:t>
+      </w:r>
+      <w:proofErr w:type="spellEnd"/>
     </w:p>
     <w:p>
       <w:pPr>
@@ -1731,7 +1787,23 @@
           <w:b/>
           <w:sz w:val="27"/>
         </w:rPr>
-        <w:t>1.1. Objetivo.</w:t>
+        <w:t xml:space="preserve">1.1. </w:t>
+      </w:r>
+      <w:proofErr w:type="spellStart"/>
+      <w:r>
+        <w:rPr>
+          <w:b/>
+          <w:sz w:val="27"/>
+        </w:rPr>
+        <w:t>Objetivo</w:t>
+      </w:r>
+      <w:proofErr w:type="spellEnd"/>
+      <w:r>
+        <w:rPr>
+          <w:b/>
+          <w:sz w:val="27"/>
+        </w:rPr>
+        <w:t>.</w:t>
       </w:r>
     </w:p>
     <w:p>
@@ -1773,15 +1845,17 @@
         <w:spacing w:before="120" w:after="120" w:line="252" w:lineRule="auto"/>
         <w:ind w:firstLine="720"/>
         <w:rPr>
-          <w:lang w:val="es-ES"/>
-        </w:rPr>
-      </w:pPr>
-      <w:r>
-        <w:rPr>
           <w:b/>
           <w:sz w:val="27"/>
           <w:lang w:val="es-ES"/>
         </w:rPr>
+      </w:pPr>
+      <w:r>
+        <w:rPr>
+          <w:b/>
+          <w:sz w:val="27"/>
+          <w:lang w:val="es-ES"/>
+        </w:rPr>
         <w:t>2.1. Actores.</w:t>
       </w:r>
     </w:p>
@@ -1797,13 +1871,28 @@
         <w:rPr>
           <w:lang w:val="es-ES"/>
         </w:rPr>
+        <w:t>2.1.1 Sistema</w:t>
+      </w:r>
+    </w:p>
+    <w:p>
+      <w:pPr>
+        <w:spacing w:after="40" w:line="252" w:lineRule="auto"/>
+        <w:ind w:left="1440"/>
+        <w:rPr>
+          <w:lang w:val="es-ES"/>
+        </w:rPr>
+      </w:pPr>
+      <w:r>
+        <w:rPr>
+          <w:lang w:val="es-ES"/>
+        </w:rPr>
         <w:t>2.1.</w:t>
       </w:r>
       <w:r>
         <w:rPr>
           <w:lang w:val="es-ES"/>
         </w:rPr>
-        <w:t>1</w:t>
+        <w:t>2</w:t>
       </w:r>
       <w:r>
         <w:rPr>
@@ -1844,7 +1933,7 @@
         <w:rPr>
           <w:lang w:val="es-ES"/>
         </w:rPr>
-        <w:t>2</w:t>
+        <w:t>3</w:t>
       </w:r>
       <w:r>
         <w:rPr>
@@ -1885,7 +1974,7 @@
         <w:rPr>
           <w:lang w:val="es-ES"/>
         </w:rPr>
-        <w:t>3</w:t>
+        <w:t>4</w:t>
       </w:r>
       <w:r>
         <w:rPr>
@@ -2254,8 +2343,16 @@
           <w:lang w:val="es-ES"/>
         </w:rPr>
         <w:br/>
-        <w:t>h. Responsable</w:t>
-      </w:r>
+        <w:t xml:space="preserve">h. </w:t>
+      </w:r>
+      <w:proofErr w:type="gramStart"/>
+      <w:r>
+        <w:rPr>
+          <w:lang w:val="es-ES"/>
+        </w:rPr>
+        <w:t>Responsable</w:t>
+      </w:r>
+      <w:proofErr w:type="gramEnd"/>
       <w:r>
         <w:rPr>
           <w:lang w:val="es-ES"/>
@@ -2378,6 +2475,12 @@
           <w:lang w:val="es-ES"/>
         </w:rPr>
         <w:br/>
+      </w:r>
+      <w:r>
+        <w:rPr>
+          <w:lang w:val="es-ES"/>
+        </w:rPr>
+        <w:lastRenderedPageBreak/>
         <w:t>f. Prioridad</w:t>
       </w:r>
       <w:r>
@@ -2385,12 +2488,6 @@
           <w:lang w:val="es-ES"/>
         </w:rPr>
         <w:br/>
-      </w:r>
-      <w:r>
-        <w:rPr>
-          <w:lang w:val="es-ES"/>
-        </w:rPr>
-        <w:lastRenderedPageBreak/>
         <w:t>g. Estado actual</w:t>
       </w:r>
       <w:r>
@@ -2398,8 +2495,16 @@
           <w:lang w:val="es-ES"/>
         </w:rPr>
         <w:br/>
-        <w:t>h. Responsable</w:t>
-      </w:r>
+        <w:t xml:space="preserve">h. </w:t>
+      </w:r>
+      <w:proofErr w:type="gramStart"/>
+      <w:r>
+        <w:rPr>
+          <w:lang w:val="es-ES"/>
+        </w:rPr>
+        <w:t>Responsable</w:t>
+      </w:r>
+      <w:proofErr w:type="gramEnd"/>
       <w:r>
         <w:rPr>
           <w:lang w:val="es-ES"/>
@@ -2581,8 +2686,16 @@
           <w:lang w:val="es-ES"/>
         </w:rPr>
         <w:br/>
-        <w:t>l. Responsable</w:t>
-      </w:r>
+        <w:t xml:space="preserve">l. </w:t>
+      </w:r>
+      <w:proofErr w:type="gramStart"/>
+      <w:r>
+        <w:rPr>
+          <w:lang w:val="es-ES"/>
+        </w:rPr>
+        <w:t>Responsable</w:t>
+      </w:r>
+      <w:proofErr w:type="gramEnd"/>
       <w:r>
         <w:rPr>
           <w:lang w:val="es-ES"/>
@@ -4769,7 +4882,33 @@
         <w:rPr>
           <w:lang w:val="es-ES"/>
         </w:rPr>
-        <w:t>1. El usuario selecciona la opción “Asignar Responsable” o “Reasignar Responsable”.</w:t>
+        <w:t xml:space="preserve">1. El usuario selecciona la opción “Asignar </w:t>
+      </w:r>
+      <w:r>
+        <w:rPr>
+          <w:lang w:val="es-ES"/>
+        </w:rPr>
+        <w:t>responsable</w:t>
+      </w:r>
+      <w:r>
+        <w:rPr>
+          <w:lang w:val="es-ES"/>
+        </w:rPr>
+        <w:t xml:space="preserve">” o “Reasignar </w:t>
+      </w:r>
+      <w:proofErr w:type="gramStart"/>
+      <w:r>
+        <w:rPr>
+          <w:lang w:val="es-ES"/>
+        </w:rPr>
+        <w:t>Responsable</w:t>
+      </w:r>
+      <w:proofErr w:type="gramEnd"/>
+      <w:r>
+        <w:rPr>
+          <w:lang w:val="es-ES"/>
+        </w:rPr>
+        <w:t>”.</w:t>
       </w:r>
     </w:p>
     <w:p>
@@ -4792,7 +4931,25 @@
           <w:bCs/>
           <w:lang w:val="es-ES"/>
         </w:rPr>
-        <w:t>CU-05 Asignar Responsable.</w:t>
+        <w:t xml:space="preserve">CU-05 Asignar </w:t>
+      </w:r>
+      <w:proofErr w:type="gramStart"/>
+      <w:r>
+        <w:rPr>
+          <w:b/>
+          <w:bCs/>
+          <w:lang w:val="es-ES"/>
+        </w:rPr>
+        <w:t>Responsable</w:t>
+      </w:r>
+      <w:proofErr w:type="gramEnd"/>
+      <w:r>
+        <w:rPr>
+          <w:b/>
+          <w:bCs/>
+          <w:lang w:val="es-ES"/>
+        </w:rPr>
+        <w:t>.</w:t>
       </w:r>
     </w:p>
     <w:p>
@@ -5546,7 +5703,21 @@
         <w:rPr>
           <w:lang w:val="es-ES"/>
         </w:rPr>
-        <w:t>4. El sistema cambia el estado a Rechazado.</w:t>
+        <w:t xml:space="preserve">4. El sistema cambia el estado </w:t>
+      </w:r>
+      <w:proofErr w:type="spellStart"/>
+      <w:r>
+        <w:rPr>
+          <w:lang w:val="es-ES"/>
+        </w:rPr>
+        <w:t>a</w:t>
+      </w:r>
+      <w:proofErr w:type="spellEnd"/>
+      <w:r>
+        <w:rPr>
+          <w:lang w:val="es-ES"/>
+        </w:rPr>
+        <w:t xml:space="preserve"> Rechazado.</w:t>
       </w:r>
     </w:p>
     <w:p>
@@ -6092,7 +6263,21 @@
         <w:rPr>
           <w:lang w:val="es-ES"/>
         </w:rPr>
-        <w:t>4. El sistema cambia el estado a Reabierto.</w:t>
+        <w:t xml:space="preserve">4. El sistema cambia el estado </w:t>
+      </w:r>
+      <w:proofErr w:type="spellStart"/>
+      <w:r>
+        <w:rPr>
+          <w:lang w:val="es-ES"/>
+        </w:rPr>
+        <w:t>a</w:t>
+      </w:r>
+      <w:proofErr w:type="spellEnd"/>
+      <w:r>
+        <w:rPr>
+          <w:lang w:val="es-ES"/>
+        </w:rPr>
+        <w:t xml:space="preserve"> Reabierto.</w:t>
       </w:r>
     </w:p>
     <w:p>
@@ -6577,7 +6762,25 @@
           <w:sz w:val="27"/>
           <w:lang w:val="es-ES"/>
         </w:rPr>
-        <w:t>2.5. Poscondiciones.</w:t>
+        <w:t xml:space="preserve">2.5. </w:t>
+      </w:r>
+      <w:proofErr w:type="spellStart"/>
+      <w:r>
+        <w:rPr>
+          <w:b/>
+          <w:sz w:val="27"/>
+          <w:lang w:val="es-ES"/>
+        </w:rPr>
+        <w:t>Poscondiciones</w:t>
+      </w:r>
+      <w:proofErr w:type="spellEnd"/>
+      <w:r>
+        <w:rPr>
+          <w:b/>
+          <w:sz w:val="27"/>
+          <w:lang w:val="es-ES"/>
+        </w:rPr>
+        <w:t>.</w:t>
       </w:r>
     </w:p>
     <w:p>
@@ -6969,7 +7172,21 @@
         <w:rPr>
           <w:lang w:val="es-ES"/>
         </w:rPr>
-        <w:t>4.2.3. CU-05 Asignar Responsable.</w:t>
+        <w:t xml:space="preserve">4.2.3. CU-05 Asignar </w:t>
+      </w:r>
+      <w:proofErr w:type="gramStart"/>
+      <w:r>
+        <w:rPr>
+          <w:lang w:val="es-ES"/>
+        </w:rPr>
+        <w:t>Responsable</w:t>
+      </w:r>
+      <w:proofErr w:type="gramEnd"/>
+      <w:r>
+        <w:rPr>
+          <w:lang w:val="es-ES"/>
+        </w:rPr>
+        <w:t>.</w:t>
       </w:r>
     </w:p>
     <w:p>
@@ -7062,8 +7279,39 @@
           <w:sz w:val="27"/>
           <w:szCs w:val="27"/>
         </w:rPr>
-        <w:t>5. Firmas Necesarias</w:t>
-      </w:r>
+        <w:t xml:space="preserve">5. </w:t>
+      </w:r>
+      <w:proofErr w:type="spellStart"/>
+      <w:r>
+        <w:rPr>
+          <w:b/>
+          <w:bCs/>
+          <w:sz w:val="27"/>
+          <w:szCs w:val="27"/>
+        </w:rPr>
+        <w:t>Firmas</w:t>
+      </w:r>
+      <w:proofErr w:type="spellEnd"/>
+      <w:r>
+        <w:rPr>
+          <w:b/>
+          <w:bCs/>
+          <w:sz w:val="27"/>
+          <w:szCs w:val="27"/>
+        </w:rPr>
+        <w:t xml:space="preserve"> </w:t>
+      </w:r>
+      <w:proofErr w:type="spellStart"/>
+      <w:r>
+        <w:rPr>
+          <w:b/>
+          <w:bCs/>
+          <w:sz w:val="27"/>
+          <w:szCs w:val="27"/>
+        </w:rPr>
+        <w:t>Necesarias</w:t>
+      </w:r>
+      <w:proofErr w:type="spellEnd"/>
       <w:r>
         <w:rPr>
           <w:sz w:val="27"/>
@@ -7196,6 +7444,7 @@
               <w:spacing w:after="0"/>
               <w:jc w:val="center"/>
             </w:pPr>
+            <w:proofErr w:type="spellStart"/>
             <w:r>
               <w:rPr>
                 <w:b/>
@@ -7205,6 +7454,7 @@
               </w:rPr>
               <w:t>Firma</w:t>
             </w:r>
+            <w:proofErr w:type="spellEnd"/>
             <w:r>
               <w:t xml:space="preserve"> </w:t>
             </w:r>
@@ -7522,7 +7772,7 @@
 </file>
 
 <file path=word/endnotes.xml><?xml version="1.0" encoding="utf-8"?>
-<w:endnotes xmlns:wpc="http://schemas.microsoft.com/office/word/2010/wordprocessingCanvas" xmlns:cx="http://schemas.microsoft.com/office/drawing/2014/chartex" xmlns:cx1="http://schemas.microsoft.com/office/drawing/2015/9/8/chartex" xmlns:cx2="http://schemas.microsoft.com/office/drawing/2015/10/21/chartex" xmlns:cx3="http://schemas.microsoft.com/office/drawing/2016/5/9/chartex" xmlns:cx4="http://schemas.microsoft.com/office/drawing/2016/5/10/chartex" xmlns:cx5="http://schemas.microsoft.com/office/drawing/2016/5/11/chartex" xmlns:cx6="http://schemas.microsoft.com/office/drawing/2016/5/12/chartex" xmlns:cx7="http://schemas.microsoft.com/office/drawing/2016/5/13/chartex" xmlns:cx8="http://schemas.microsoft.com/office/drawing/2016/5/14/chartex" xmlns:mc="http://schemas.openxmlformats.org/markup-compatibility/2006" xmlns:aink="http://schemas.microsoft.com/office/drawing/2016/ink" xmlns:am3d="http://schemas.microsoft.com/office/drawing/2017/model3d" xmlns:o="urn:schemas-microsoft-com:office:office" xmlns:oel="http://schemas.microsoft.com/office/2019/extlst" xmlns:r="http://schemas.openxmlformats.org/officeDocument/2006/relationships" xmlns:m="http://schemas.openxmlformats.org/officeDocument/2006/math" xmlns:v="urn:schemas-microsoft-com:vml" xmlns:wp14="http://schemas.microsoft.com/office/word/2010/wordprocessingDrawing" xmlns:wp="http://schemas.openxmlformats.org/drawingml/2006/wordprocessingDrawing" xmlns:w10="urn:schemas-microsoft-com:office:word" xmlns:w="http://schemas.openxmlformats.org/wordprocessingml/2006/main" xmlns:w14="http://schemas.microsoft.com/office/word/2010/wordml" xmlns:w15="http://schemas.microsoft.com/office/word/2012/wordml" xmlns:w16cei="http://schemas.microsoft.com/office/word/2026/wordml/cei" xmlns:w16cex="http://schemas.microsoft.com/office/word/2018/wordml/cex" xmlns:w16cid="http://schemas.microsoft.com/office/word/2016/wordml/cid" xmlns:w16="http://schemas.microsoft.com/office/word/2018/wordml" xmlns:w16du="http://schemas.microsoft.com/office/word/2023/wordml/word16du" xmlns:w16sdtdh="http://schemas.microsoft.com/office/word/2020/wordml/sdtdatahash" xmlns:w16sdtfl="http://schemas.microsoft.com/office/word/2024/wordml/sdtformatlock" xmlns:w16se="http://schemas.microsoft.com/office/word/2015/wordml/symex" xmlns:wpg="http://schemas.microsoft.com/office/word/2010/wordprocessingGroup" xmlns:wpi="http://schemas.microsoft.com/office/word/2010/wordprocessingInk" xmlns:wne="http://schemas.microsoft.com/office/word/2006/wordml" xmlns:wps="http://schemas.microsoft.com/office/word/2010/wordprocessingShape" mc:Ignorable="w14 w15 w16se w16cid w16 w16cex w16sdtdh w16sdtfl w16du wp14">
+<w:endnotes xmlns:wpc="http://schemas.microsoft.com/office/word/2010/wordprocessingCanvas" xmlns:cx="http://schemas.microsoft.com/office/drawing/2014/chartex" xmlns:cx1="http://schemas.microsoft.com/office/drawing/2015/9/8/chartex" xmlns:cx2="http://schemas.microsoft.com/office/drawing/2015/10/21/chartex" xmlns:cx3="http://schemas.microsoft.com/office/drawing/2016/5/9/chartex" xmlns:cx4="http://schemas.microsoft.com/office/drawing/2016/5/10/chartex" xmlns:cx5="http://schemas.microsoft.com/office/drawing/2016/5/11/chartex" xmlns:cx6="http://schemas.microsoft.com/office/drawing/2016/5/12/chartex" xmlns:cx7="http://schemas.microsoft.com/office/drawing/2016/5/13/chartex" xmlns:cx8="http://schemas.microsoft.com/office/drawing/2016/5/14/chartex" xmlns:mc="http://schemas.openxmlformats.org/markup-compatibility/2006" xmlns:aink="http://schemas.microsoft.com/office/drawing/2016/ink" xmlns:am3d="http://schemas.microsoft.com/office/drawing/2017/model3d" xmlns:o="urn:schemas-microsoft-com:office:office" xmlns:oel="http://schemas.microsoft.com/office/2019/extlst" xmlns:r="http://schemas.openxmlformats.org/officeDocument/2006/relationships" xmlns:m="http://schemas.openxmlformats.org/officeDocument/2006/math" xmlns:v="urn:schemas-microsoft-com:vml" xmlns:wp14="http://schemas.microsoft.com/office/word/2010/wordprocessingDrawing" xmlns:wp="http://schemas.openxmlformats.org/drawingml/2006/wordprocessingDrawing" xmlns:w10="urn:schemas-microsoft-com:office:word" xmlns:w="http://schemas.openxmlformats.org/wordprocessingml/2006/main" xmlns:w14="http://schemas.microsoft.com/office/word/2010/wordml" xmlns:w15="http://schemas.microsoft.com/office/word/2012/wordml" xmlns:w16cex="http://schemas.microsoft.com/office/word/2018/wordml/cex" xmlns:w16cid="http://schemas.microsoft.com/office/word/2016/wordml/cid" xmlns:w16="http://schemas.microsoft.com/office/word/2018/wordml" xmlns:w16du="http://schemas.microsoft.com/office/word/2023/wordml/word16du" xmlns:w16sdtdh="http://schemas.microsoft.com/office/word/2020/wordml/sdtdatahash" xmlns:w16sdtfl="http://schemas.microsoft.com/office/word/2024/wordml/sdtformatlock" xmlns:w16se="http://schemas.microsoft.com/office/word/2015/wordml/symex" xmlns:wpg="http://schemas.microsoft.com/office/word/2010/wordprocessingGroup" xmlns:wpi="http://schemas.microsoft.com/office/word/2010/wordprocessingInk" xmlns:wne="http://schemas.microsoft.com/office/word/2006/wordml" xmlns:wps="http://schemas.microsoft.com/office/word/2010/wordprocessingShape" mc:Ignorable="w14 w15 w16se w16cid w16 w16cex w16sdtdh w16sdtfl w16du wp14">
   <w:endnote w:type="separator" w:id="-1">
     <w:p>
       <w:pPr>
@@ -7547,7 +7797,7 @@
 </file>
 
 <file path=word/footer1.xml><?xml version="1.0" encoding="utf-8"?>
-<w:ftr xmlns:wpc="http://schemas.microsoft.com/office/word/2010/wordprocessingCanvas" xmlns:cx="http://schemas.microsoft.com/office/drawing/2014/chartex" xmlns:cx1="http://schemas.microsoft.com/office/drawing/2015/9/8/chartex" xmlns:cx2="http://schemas.microsoft.com/office/drawing/2015/10/21/chartex" xmlns:cx3="http://schemas.microsoft.com/office/drawing/2016/5/9/chartex" xmlns:cx4="http://schemas.microsoft.com/office/drawing/2016/5/10/chartex" xmlns:cx5="http://schemas.microsoft.com/office/drawing/2016/5/11/chartex" xmlns:cx6="http://schemas.microsoft.com/office/drawing/2016/5/12/chartex" xmlns:cx7="http://schemas.microsoft.com/office/drawing/2016/5/13/chartex" xmlns:cx8="http://schemas.microsoft.com/office/drawing/2016/5/14/chartex" xmlns:mc="http://schemas.openxmlformats.org/markup-compatibility/2006" xmlns:aink="http://schemas.microsoft.com/office/drawing/2016/ink" xmlns:am3d="http://schemas.microsoft.com/office/drawing/2017/model3d" xmlns:o="urn:schemas-microsoft-com:office:office" xmlns:oel="http://schemas.microsoft.com/office/2019/extlst" xmlns:r="http://schemas.openxmlformats.org/officeDocument/2006/relationships" xmlns:m="http://schemas.openxmlformats.org/officeDocument/2006/math" xmlns:v="urn:schemas-microsoft-com:vml" xmlns:wp14="http://schemas.microsoft.com/office/word/2010/wordprocessingDrawing" xmlns:wp="http://schemas.openxmlformats.org/drawingml/2006/wordprocessingDrawing" xmlns:w10="urn:schemas-microsoft-com:office:word" xmlns:w="http://schemas.openxmlformats.org/wordprocessingml/2006/main" xmlns:w14="http://schemas.microsoft.com/office/word/2010/wordml" xmlns:w15="http://schemas.microsoft.com/office/word/2012/wordml" xmlns:w16cei="http://schemas.microsoft.com/office/word/2026/wordml/cei" xmlns:w16cex="http://schemas.microsoft.com/office/word/2018/wordml/cex" xmlns:w16cid="http://schemas.microsoft.com/office/word/2016/wordml/cid" xmlns:w16="http://schemas.microsoft.com/office/word/2018/wordml" xmlns:w16du="http://schemas.microsoft.com/office/word/2023/wordml/word16du" xmlns:w16sdtdh="http://schemas.microsoft.com/office/word/2020/wordml/sdtdatahash" xmlns:w16sdtfl="http://schemas.microsoft.com/office/word/2024/wordml/sdtformatlock" xmlns:w16se="http://schemas.microsoft.com/office/word/2015/wordml/symex" xmlns:wpg="http://schemas.microsoft.com/office/word/2010/wordprocessingGroup" xmlns:wpi="http://schemas.microsoft.com/office/word/2010/wordprocessingInk" xmlns:wne="http://schemas.microsoft.com/office/word/2006/wordml" xmlns:wps="http://schemas.microsoft.com/office/word/2010/wordprocessingShape" mc:Ignorable="w14 w15 w16se w16cid w16 w16cex w16sdtdh w16sdtfl w16du wp14">
+<w:ftr xmlns:wpc="http://schemas.microsoft.com/office/word/2010/wordprocessingCanvas" xmlns:cx="http://schemas.microsoft.com/office/drawing/2014/chartex" xmlns:cx1="http://schemas.microsoft.com/office/drawing/2015/9/8/chartex" xmlns:cx2="http://schemas.microsoft.com/office/drawing/2015/10/21/chartex" xmlns:cx3="http://schemas.microsoft.com/office/drawing/2016/5/9/chartex" xmlns:cx4="http://schemas.microsoft.com/office/drawing/2016/5/10/chartex" xmlns:cx5="http://schemas.microsoft.com/office/drawing/2016/5/11/chartex" xmlns:cx6="http://schemas.microsoft.com/office/drawing/2016/5/12/chartex" xmlns:cx7="http://schemas.microsoft.com/office/drawing/2016/5/13/chartex" xmlns:cx8="http://schemas.microsoft.com/office/drawing/2016/5/14/chartex" xmlns:mc="http://schemas.openxmlformats.org/markup-compatibility/2006" xmlns:aink="http://schemas.microsoft.com/office/drawing/2016/ink" xmlns:am3d="http://schemas.microsoft.com/office/drawing/2017/model3d" xmlns:o="urn:schemas-microsoft-com:office:office" xmlns:oel="http://schemas.microsoft.com/office/2019/extlst" xmlns:r="http://schemas.openxmlformats.org/officeDocument/2006/relationships" xmlns:m="http://schemas.openxmlformats.org/officeDocument/2006/math" xmlns:v="urn:schemas-microsoft-com:vml" xmlns:wp14="http://schemas.microsoft.com/office/word/2010/wordprocessingDrawing" xmlns:wp="http://schemas.openxmlformats.org/drawingml/2006/wordprocessingDrawing" xmlns:w10="urn:schemas-microsoft-com:office:word" xmlns:w="http://schemas.openxmlformats.org/wordprocessingml/2006/main" xmlns:w14="http://schemas.microsoft.com/office/word/2010/wordml" xmlns:w15="http://schemas.microsoft.com/office/word/2012/wordml" xmlns:w16cex="http://schemas.microsoft.com/office/word/2018/wordml/cex" xmlns:w16cid="http://schemas.microsoft.com/office/word/2016/wordml/cid" xmlns:w16="http://schemas.microsoft.com/office/word/2018/wordml" xmlns:w16du="http://schemas.microsoft.com/office/word/2023/wordml/word16du" xmlns:w16sdtdh="http://schemas.microsoft.com/office/word/2020/wordml/sdtdatahash" xmlns:w16sdtfl="http://schemas.microsoft.com/office/word/2024/wordml/sdtformatlock" xmlns:w16se="http://schemas.microsoft.com/office/word/2015/wordml/symex" xmlns:wpg="http://schemas.microsoft.com/office/word/2010/wordprocessingGroup" xmlns:wpi="http://schemas.microsoft.com/office/word/2010/wordprocessingInk" xmlns:wne="http://schemas.microsoft.com/office/word/2006/wordml" xmlns:wps="http://schemas.microsoft.com/office/word/2010/wordprocessingShape" mc:Ignorable="w14 w15 w16se w16cid w16 w16cex w16sdtdh w16sdtfl w16du wp14">
   <w:p>
     <w:pPr>
       <w:pStyle w:val="Piedepgina"/>
@@ -7568,7 +7818,7 @@
 </file>
 
 <file path=word/footnotes.xml><?xml version="1.0" encoding="utf-8"?>
-<w:footnotes xmlns:wpc="http://schemas.microsoft.com/office/word/2010/wordprocessingCanvas" xmlns:cx="http://schemas.microsoft.com/office/drawing/2014/chartex" xmlns:cx1="http://schemas.microsoft.com/office/drawing/2015/9/8/chartex" xmlns:cx2="http://schemas.microsoft.com/office/drawing/2015/10/21/chartex" xmlns:cx3="http://schemas.microsoft.com/office/drawing/2016/5/9/chartex" xmlns:cx4="http://schemas.microsoft.com/office/drawing/2016/5/10/chartex" xmlns:cx5="http://schemas.microsoft.com/office/drawing/2016/5/11/chartex" xmlns:cx6="http://schemas.microsoft.com/office/drawing/2016/5/12/chartex" xmlns:cx7="http://schemas.microsoft.com/office/drawing/2016/5/13/chartex" xmlns:cx8="http://schemas.microsoft.com/office/drawing/2016/5/14/chartex" xmlns:mc="http://schemas.openxmlformats.org/markup-compatibility/2006" xmlns:aink="http://schemas.microsoft.com/office/drawing/2016/ink" xmlns:am3d="http://schemas.microsoft.com/office/drawing/2017/model3d" xmlns:o="urn:schemas-microsoft-com:office:office" xmlns:oel="http://schemas.microsoft.com/office/2019/extlst" xmlns:r="http://schemas.openxmlformats.org/officeDocument/2006/relationships" xmlns:m="http://schemas.openxmlformats.org/officeDocument/2006/math" xmlns:v="urn:schemas-microsoft-com:vml" xmlns:wp14="http://schemas.microsoft.com/office/word/2010/wordprocessingDrawing" xmlns:wp="http://schemas.openxmlformats.org/drawingml/2006/wordprocessingDrawing" xmlns:w10="urn:schemas-microsoft-com:office:word" xmlns:w="http://schemas.openxmlformats.org/wordprocessingml/2006/main" xmlns:w14="http://schemas.microsoft.com/office/word/2010/wordml" xmlns:w15="http://schemas.microsoft.com/office/word/2012/wordml" xmlns:w16cei="http://schemas.microsoft.com/office/word/2026/wordml/cei" xmlns:w16cex="http://schemas.microsoft.com/office/word/2018/wordml/cex" xmlns:w16cid="http://schemas.microsoft.com/office/word/2016/wordml/cid" xmlns:w16="http://schemas.microsoft.com/office/word/2018/wordml" xmlns:w16du="http://schemas.microsoft.com/office/word/2023/wordml/word16du" xmlns:w16sdtdh="http://schemas.microsoft.com/office/word/2020/wordml/sdtdatahash" xmlns:w16sdtfl="http://schemas.microsoft.com/office/word/2024/wordml/sdtformatlock" xmlns:w16se="http://schemas.microsoft.com/office/word/2015/wordml/symex" xmlns:wpg="http://schemas.microsoft.com/office/word/2010/wordprocessingGroup" xmlns:wpi="http://schemas.microsoft.com/office/word/2010/wordprocessingInk" xmlns:wne="http://schemas.microsoft.com/office/word/2006/wordml" xmlns:wps="http://schemas.microsoft.com/office/word/2010/wordprocessingShape" mc:Ignorable="w14 w15 w16se w16cid w16 w16cex w16sdtdh w16sdtfl w16du wp14">
+<w:footnotes xmlns:wpc="http://schemas.microsoft.com/office/word/2010/wordprocessingCanvas" xmlns:cx="http://schemas.microsoft.com/office/drawing/2014/chartex" xmlns:cx1="http://schemas.microsoft.com/office/drawing/2015/9/8/chartex" xmlns:cx2="http://schemas.microsoft.com/office/drawing/2015/10/21/chartex" xmlns:cx3="http://schemas.microsoft.com/office/drawing/2016/5/9/chartex" xmlns:cx4="http://schemas.microsoft.com/office/drawing/2016/5/10/chartex" xmlns:cx5="http://schemas.microsoft.com/office/drawing/2016/5/11/chartex" xmlns:cx6="http://schemas.microsoft.com/office/drawing/2016/5/12/chartex" xmlns:cx7="http://schemas.microsoft.com/office/drawing/2016/5/13/chartex" xmlns:cx8="http://schemas.microsoft.com/office/drawing/2016/5/14/chartex" xmlns:mc="http://schemas.openxmlformats.org/markup-compatibility/2006" xmlns:aink="http://schemas.microsoft.com/office/drawing/2016/ink" xmlns:am3d="http://schemas.microsoft.com/office/drawing/2017/model3d" xmlns:o="urn:schemas-microsoft-com:office:office" xmlns:oel="http://schemas.microsoft.com/office/2019/extlst" xmlns:r="http://schemas.openxmlformats.org/officeDocument/2006/relationships" xmlns:m="http://schemas.openxmlformats.org/officeDocument/2006/math" xmlns:v="urn:schemas-microsoft-com:vml" xmlns:wp14="http://schemas.microsoft.com/office/word/2010/wordprocessingDrawing" xmlns:wp="http://schemas.openxmlformats.org/drawingml/2006/wordprocessingDrawing" xmlns:w10="urn:schemas-microsoft-com:office:word" xmlns:w="http://schemas.openxmlformats.org/wordprocessingml/2006/main" xmlns:w14="http://schemas.microsoft.com/office/word/2010/wordml" xmlns:w15="http://schemas.microsoft.com/office/word/2012/wordml" xmlns:w16cex="http://schemas.microsoft.com/office/word/2018/wordml/cex" xmlns:w16cid="http://schemas.microsoft.com/office/word/2016/wordml/cid" xmlns:w16="http://schemas.microsoft.com/office/word/2018/wordml" xmlns:w16du="http://schemas.microsoft.com/office/word/2023/wordml/word16du" xmlns:w16sdtdh="http://schemas.microsoft.com/office/word/2020/wordml/sdtdatahash" xmlns:w16sdtfl="http://schemas.microsoft.com/office/word/2024/wordml/sdtformatlock" xmlns:w16se="http://schemas.microsoft.com/office/word/2015/wordml/symex" xmlns:wpg="http://schemas.microsoft.com/office/word/2010/wordprocessingGroup" xmlns:wpi="http://schemas.microsoft.com/office/word/2010/wordprocessingInk" xmlns:wne="http://schemas.microsoft.com/office/word/2006/wordml" xmlns:wps="http://schemas.microsoft.com/office/word/2010/wordprocessingShape" mc:Ignorable="w14 w15 w16se w16cid w16 w16cex w16sdtdh w16sdtfl w16du wp14">
   <w:footnote w:type="separator" w:id="-1">
     <w:p>
       <w:pPr>
@@ -7593,7 +7843,7 @@
 </file>
 
 <file path=word/header1.xml><?xml version="1.0" encoding="utf-8"?>
-<w:hdr xmlns:wpc="http://schemas.microsoft.com/office/word/2010/wordprocessingCanvas" xmlns:cx="http://schemas.microsoft.com/office/drawing/2014/chartex" xmlns:cx1="http://schemas.microsoft.com/office/drawing/2015/9/8/chartex" xmlns:cx2="http://schemas.microsoft.com/office/drawing/2015/10/21/chartex" xmlns:cx3="http://schemas.microsoft.com/office/drawing/2016/5/9/chartex" xmlns:cx4="http://schemas.microsoft.com/office/drawing/2016/5/10/chartex" xmlns:cx5="http://schemas.microsoft.com/office/drawing/2016/5/11/chartex" xmlns:cx6="http://schemas.microsoft.com/office/drawing/2016/5/12/chartex" xmlns:cx7="http://schemas.microsoft.com/office/drawing/2016/5/13/chartex" xmlns:cx8="http://schemas.microsoft.com/office/drawing/2016/5/14/chartex" xmlns:mc="http://schemas.openxmlformats.org/markup-compatibility/2006" xmlns:aink="http://schemas.microsoft.com/office/drawing/2016/ink" xmlns:am3d="http://schemas.microsoft.com/office/drawing/2017/model3d" xmlns:o="urn:schemas-microsoft-com:office:office" xmlns:oel="http://schemas.microsoft.com/office/2019/extlst" xmlns:r="http://schemas.openxmlformats.org/officeDocument/2006/relationships" xmlns:m="http://schemas.openxmlformats.org/officeDocument/2006/math" xmlns:v="urn:schemas-microsoft-com:vml" xmlns:wp14="http://schemas.microsoft.com/office/word/2010/wordprocessingDrawing" xmlns:wp="http://schemas.openxmlformats.org/drawingml/2006/wordprocessingDrawing" xmlns:w10="urn:schemas-microsoft-com:office:word" xmlns:w="http://schemas.openxmlformats.org/wordprocessingml/2006/main" xmlns:w14="http://schemas.microsoft.com/office/word/2010/wordml" xmlns:w15="http://schemas.microsoft.com/office/word/2012/wordml" xmlns:w16cei="http://schemas.microsoft.com/office/word/2026/wordml/cei" xmlns:w16cex="http://schemas.microsoft.com/office/word/2018/wordml/cex" xmlns:w16cid="http://schemas.microsoft.com/office/word/2016/wordml/cid" xmlns:w16="http://schemas.microsoft.com/office/word/2018/wordml" xmlns:w16du="http://schemas.microsoft.com/office/word/2023/wordml/word16du" xmlns:w16sdtdh="http://schemas.microsoft.com/office/word/2020/wordml/sdtdatahash" xmlns:w16sdtfl="http://schemas.microsoft.com/office/word/2024/wordml/sdtformatlock" xmlns:w16se="http://schemas.microsoft.com/office/word/2015/wordml/symex" xmlns:wpg="http://schemas.microsoft.com/office/word/2010/wordprocessingGroup" xmlns:wpi="http://schemas.microsoft.com/office/word/2010/wordprocessingInk" xmlns:wne="http://schemas.microsoft.com/office/word/2006/wordml" xmlns:wps="http://schemas.microsoft.com/office/word/2010/wordprocessingShape" mc:Ignorable="w14 w15 w16se w16cid w16 w16cex w16sdtdh w16sdtfl w16du wp14">
+<w:hdr xmlns:wpc="http://schemas.microsoft.com/office/word/2010/wordprocessingCanvas" xmlns:cx="http://schemas.microsoft.com/office/drawing/2014/chartex" xmlns:cx1="http://schemas.microsoft.com/office/drawing/2015/9/8/chartex" xmlns:cx2="http://schemas.microsoft.com/office/drawing/2015/10/21/chartex" xmlns:cx3="http://schemas.microsoft.com/office/drawing/2016/5/9/chartex" xmlns:cx4="http://schemas.microsoft.com/office/drawing/2016/5/10/chartex" xmlns:cx5="http://schemas.microsoft.com/office/drawing/2016/5/11/chartex" xmlns:cx6="http://schemas.microsoft.com/office/drawing/2016/5/12/chartex" xmlns:cx7="http://schemas.microsoft.com/office/drawing/2016/5/13/chartex" xmlns:cx8="http://schemas.microsoft.com/office/drawing/2016/5/14/chartex" xmlns:mc="http://schemas.openxmlformats.org/markup-compatibility/2006" xmlns:aink="http://schemas.microsoft.com/office/drawing/2016/ink" xmlns:am3d="http://schemas.microsoft.com/office/drawing/2017/model3d" xmlns:o="urn:schemas-microsoft-com:office:office" xmlns:oel="http://schemas.microsoft.com/office/2019/extlst" xmlns:r="http://schemas.openxmlformats.org/officeDocument/2006/relationships" xmlns:m="http://schemas.openxmlformats.org/officeDocument/2006/math" xmlns:v="urn:schemas-microsoft-com:vml" xmlns:wp14="http://schemas.microsoft.com/office/word/2010/wordprocessingDrawing" xmlns:wp="http://schemas.openxmlformats.org/drawingml/2006/wordprocessingDrawing" xmlns:w10="urn:schemas-microsoft-com:office:word" xmlns:w="http://schemas.openxmlformats.org/wordprocessingml/2006/main" xmlns:w14="http://schemas.microsoft.com/office/word/2010/wordml" xmlns:w15="http://schemas.microsoft.com/office/word/2012/wordml" xmlns:w16cex="http://schemas.microsoft.com/office/word/2018/wordml/cex" xmlns:w16cid="http://schemas.microsoft.com/office/word/2016/wordml/cid" xmlns:w16="http://schemas.microsoft.com/office/word/2018/wordml" xmlns:w16du="http://schemas.microsoft.com/office/word/2023/wordml/word16du" xmlns:w16sdtdh="http://schemas.microsoft.com/office/word/2020/wordml/sdtdatahash" xmlns:w16sdtfl="http://schemas.microsoft.com/office/word/2024/wordml/sdtformatlock" xmlns:w16se="http://schemas.microsoft.com/office/word/2015/wordml/symex" xmlns:wpg="http://schemas.microsoft.com/office/word/2010/wordprocessingGroup" xmlns:wpi="http://schemas.microsoft.com/office/word/2010/wordprocessingInk" xmlns:wne="http://schemas.microsoft.com/office/word/2006/wordml" xmlns:wps="http://schemas.microsoft.com/office/word/2010/wordprocessingShape" mc:Ignorable="w14 w15 w16se w16cid w16 w16cex w16sdtdh w16sdtfl w16du wp14">
   <w:p>
     <w:pPr>
       <w:pStyle w:val="Encabezado"/>
@@ -7637,8 +7887,17 @@
               <w:b/>
               <w:sz w:val="16"/>
             </w:rPr>
-            <w:t>Código de documento</w:t>
+            <w:t xml:space="preserve">Código de </w:t>
           </w:r>
+          <w:proofErr w:type="spellStart"/>
+          <w:r>
+            <w:rPr>
+              <w:b/>
+              <w:sz w:val="16"/>
+            </w:rPr>
+            <w:t>documento</w:t>
+          </w:r>
+          <w:proofErr w:type="spellEnd"/>
         </w:p>
       </w:tc>
       <w:tc>
@@ -7662,8 +7921,17 @@
               <w:b/>
               <w:sz w:val="16"/>
             </w:rPr>
-            <w:t>No. de Revisión</w:t>
+            <w:t xml:space="preserve">No. de </w:t>
           </w:r>
+          <w:proofErr w:type="spellStart"/>
+          <w:r>
+            <w:rPr>
+              <w:b/>
+              <w:sz w:val="16"/>
+            </w:rPr>
+            <w:t>Revisión</w:t>
+          </w:r>
+          <w:proofErr w:type="spellEnd"/>
         </w:p>
       </w:tc>
       <w:tc>
@@ -7682,6 +7950,7 @@
             <w:spacing w:after="0"/>
             <w:jc w:val="center"/>
           </w:pPr>
+          <w:proofErr w:type="spellStart"/>
           <w:r>
             <w:rPr>
               <w:b/>
@@ -7689,6 +7958,7 @@
             </w:rPr>
             <w:t>Fecha</w:t>
           </w:r>
+          <w:proofErr w:type="spellEnd"/>
         </w:p>
       </w:tc>
       <w:tc>
@@ -7845,7 +8115,7 @@
 </file>
 
 <file path=word/numbering.xml><?xml version="1.0" encoding="utf-8"?>
-<w:numbering xmlns:wpc="http://schemas.microsoft.com/office/word/2010/wordprocessingCanvas" xmlns:cx="http://schemas.microsoft.com/office/drawing/2014/chartex" xmlns:cx1="http://schemas.microsoft.com/office/drawing/2015/9/8/chartex" xmlns:cx2="http://schemas.microsoft.com/office/drawing/2015/10/21/chartex" xmlns:cx3="http://schemas.microsoft.com/office/drawing/2016/5/9/chartex" xmlns:cx4="http://schemas.microsoft.com/office/drawing/2016/5/10/chartex" xmlns:cx5="http://schemas.microsoft.com/office/drawing/2016/5/11/chartex" xmlns:cx6="http://schemas.microsoft.com/office/drawing/2016/5/12/chartex" xmlns:cx7="http://schemas.microsoft.com/office/drawing/2016/5/13/chartex" xmlns:cx8="http://schemas.microsoft.com/office/drawing/2016/5/14/chartex" xmlns:mc="http://schemas.openxmlformats.org/markup-compatibility/2006" xmlns:aink="http://schemas.microsoft.com/office/drawing/2016/ink" xmlns:am3d="http://schemas.microsoft.com/office/drawing/2017/model3d" xmlns:o="urn:schemas-microsoft-com:office:office" xmlns:oel="http://schemas.microsoft.com/office/2019/extlst" xmlns:r="http://schemas.openxmlformats.org/officeDocument/2006/relationships" xmlns:m="http://schemas.openxmlformats.org/officeDocument/2006/math" xmlns:v="urn:schemas-microsoft-com:vml" xmlns:wp14="http://schemas.microsoft.com/office/word/2010/wordprocessingDrawing" xmlns:wp="http://schemas.openxmlformats.org/drawingml/2006/wordprocessingDrawing" xmlns:w10="urn:schemas-microsoft-com:office:word" xmlns:w="http://schemas.openxmlformats.org/wordprocessingml/2006/main" xmlns:w14="http://schemas.microsoft.com/office/word/2010/wordml" xmlns:w15="http://schemas.microsoft.com/office/word/2012/wordml" xmlns:w16cei="http://schemas.microsoft.com/office/word/2026/wordml/cei" xmlns:w16cex="http://schemas.microsoft.com/office/word/2018/wordml/cex" xmlns:w16cid="http://schemas.microsoft.com/office/word/2016/wordml/cid" xmlns:w16="http://schemas.microsoft.com/office/word/2018/wordml" xmlns:w16du="http://schemas.microsoft.com/office/word/2023/wordml/word16du" xmlns:w16sdtdh="http://schemas.microsoft.com/office/word/2020/wordml/sdtdatahash" xmlns:w16sdtfl="http://schemas.microsoft.com/office/word/2024/wordml/sdtformatlock" xmlns:w16se="http://schemas.microsoft.com/office/word/2015/wordml/symex" xmlns:wpg="http://schemas.microsoft.com/office/word/2010/wordprocessingGroup" xmlns:wpi="http://schemas.microsoft.com/office/word/2010/wordprocessingInk" xmlns:wne="http://schemas.microsoft.com/office/word/2006/wordml" xmlns:wps="http://schemas.microsoft.com/office/word/2010/wordprocessingShape" mc:Ignorable="w14 w15 w16se w16cid w16 w16cex w16sdtdh w16sdtfl w16du wp14">
+<w:numbering xmlns:wpc="http://schemas.microsoft.com/office/word/2010/wordprocessingCanvas" xmlns:cx="http://schemas.microsoft.com/office/drawing/2014/chartex" xmlns:cx1="http://schemas.microsoft.com/office/drawing/2015/9/8/chartex" xmlns:cx2="http://schemas.microsoft.com/office/drawing/2015/10/21/chartex" xmlns:cx3="http://schemas.microsoft.com/office/drawing/2016/5/9/chartex" xmlns:cx4="http://schemas.microsoft.com/office/drawing/2016/5/10/chartex" xmlns:cx5="http://schemas.microsoft.com/office/drawing/2016/5/11/chartex" xmlns:cx6="http://schemas.microsoft.com/office/drawing/2016/5/12/chartex" xmlns:cx7="http://schemas.microsoft.com/office/drawing/2016/5/13/chartex" xmlns:cx8="http://schemas.microsoft.com/office/drawing/2016/5/14/chartex" xmlns:mc="http://schemas.openxmlformats.org/markup-compatibility/2006" xmlns:aink="http://schemas.microsoft.com/office/drawing/2016/ink" xmlns:am3d="http://schemas.microsoft.com/office/drawing/2017/model3d" xmlns:o="urn:schemas-microsoft-com:office:office" xmlns:oel="http://schemas.microsoft.com/office/2019/extlst" xmlns:r="http://schemas.openxmlformats.org/officeDocument/2006/relationships" xmlns:m="http://schemas.openxmlformats.org/officeDocument/2006/math" xmlns:v="urn:schemas-microsoft-com:vml" xmlns:wp14="http://schemas.microsoft.com/office/word/2010/wordprocessingDrawing" xmlns:wp="http://schemas.openxmlformats.org/drawingml/2006/wordprocessingDrawing" xmlns:w10="urn:schemas-microsoft-com:office:word" xmlns:w="http://schemas.openxmlformats.org/wordprocessingml/2006/main" xmlns:w14="http://schemas.microsoft.com/office/word/2010/wordml" xmlns:w15="http://schemas.microsoft.com/office/word/2012/wordml" xmlns:w16cex="http://schemas.microsoft.com/office/word/2018/wordml/cex" xmlns:w16cid="http://schemas.microsoft.com/office/word/2016/wordml/cid" xmlns:w16="http://schemas.microsoft.com/office/word/2018/wordml" xmlns:w16du="http://schemas.microsoft.com/office/word/2023/wordml/word16du" xmlns:w16sdtdh="http://schemas.microsoft.com/office/word/2020/wordml/sdtdatahash" xmlns:w16sdtfl="http://schemas.microsoft.com/office/word/2024/wordml/sdtformatlock" xmlns:w16se="http://schemas.microsoft.com/office/word/2015/wordml/symex" xmlns:wpg="http://schemas.microsoft.com/office/word/2010/wordprocessingGroup" xmlns:wpi="http://schemas.microsoft.com/office/word/2010/wordprocessingInk" xmlns:wne="http://schemas.microsoft.com/office/word/2006/wordml" xmlns:wps="http://schemas.microsoft.com/office/word/2010/wordprocessingShape" mc:Ignorable="w14 w15 w16se w16cid w16 w16cex w16sdtdh w16sdtfl w16du wp14">
   <w:abstractNum w:abstractNumId="0" w15:restartNumberingAfterBreak="0">
     <w:nsid w:val="FFFFFF7C"/>
     <w:multiLevelType w:val="singleLevel"/>
